--- a/Course/4 Recap Checkpoints/Recap 5 - Year 13 (adds 2.2-2.3) (typeable).docx
+++ b/Course/4 Recap Checkpoints/Recap 5 - Year 13 (adds 2.2-2.3) (typeable).docx
@@ -130,38 +130,32 @@
         <w:t xml:space="preserve"> advantage of each.</w:t>
       </w:r>
     </w:p>
-    <w:p>
-      <w:pPr>
-        <w:spacing w:before="260"/>
-        <w:pBdr>
-          <w:bottom w:val="single" w:sz="4" w:space="1" w:color="AAB4C0"/>
-        </w:pBdr>
-      </w:pPr>
-    </w:p>
-    <w:p>
-      <w:pPr>
-        <w:spacing w:before="260"/>
-        <w:pBdr>
-          <w:bottom w:val="single" w:sz="4" w:space="1" w:color="AAB4C0"/>
-        </w:pBdr>
-      </w:pPr>
-    </w:p>
-    <w:p>
-      <w:pPr>
-        <w:spacing w:before="260"/>
-        <w:pBdr>
-          <w:bottom w:val="single" w:sz="4" w:space="1" w:color="AAB4C0"/>
-        </w:pBdr>
-      </w:pPr>
-    </w:p>
-    <w:p>
-      <w:pPr>
-        <w:spacing w:before="260"/>
-        <w:pBdr>
-          <w:bottom w:val="single" w:sz="4" w:space="1" w:color="AAB4C0"/>
-        </w:pBdr>
-      </w:pPr>
-    </w:p>
+    <w:tbl>
+      <w:tblPr>
+        <w:tblStyle w:val="TableGrid"/>
+        <w:tblW w:type="auto" w:w="0"/>
+        <w:tblLook w:firstColumn="1" w:firstRow="1" w:lastColumn="0" w:lastRow="0" w:noHBand="0" w:noVBand="1" w:val="04A0"/>
+      </w:tblPr>
+      <w:tblGrid>
+        <w:gridCol w:w="8640"/>
+      </w:tblGrid>
+      <w:tr>
+        <w:trPr>
+          <w:trHeight w:val="1360" w:hRule="atLeast"/>
+        </w:trPr>
+        <w:tc>
+          <w:tcPr>
+            <w:tcW w:type="dxa" w:w="8640"/>
+          </w:tcPr>
+          <w:p>
+            <w:pPr>
+              <w:spacing w:before="40"/>
+            </w:pPr>
+          </w:p>
+        </w:tc>
+      </w:tr>
+    </w:tbl>
+    <w:p/>
     <w:p>
       <w:r>
         <w:rPr>
@@ -192,54 +186,32 @@
         <w:t xml:space="preserve"> Show all working.</w:t>
       </w:r>
     </w:p>
-    <w:p>
-      <w:pPr>
-        <w:spacing w:before="260"/>
-        <w:pBdr>
-          <w:bottom w:val="single" w:sz="4" w:space="1" w:color="AAB4C0"/>
-        </w:pBdr>
-      </w:pPr>
-    </w:p>
-    <w:p>
-      <w:pPr>
-        <w:spacing w:before="260"/>
-        <w:pBdr>
-          <w:bottom w:val="single" w:sz="4" w:space="1" w:color="AAB4C0"/>
-        </w:pBdr>
-      </w:pPr>
-    </w:p>
-    <w:p>
-      <w:pPr>
-        <w:spacing w:before="260"/>
-        <w:pBdr>
-          <w:bottom w:val="single" w:sz="4" w:space="1" w:color="AAB4C0"/>
-        </w:pBdr>
-      </w:pPr>
-    </w:p>
-    <w:p>
-      <w:pPr>
-        <w:spacing w:before="260"/>
-        <w:pBdr>
-          <w:bottom w:val="single" w:sz="4" w:space="1" w:color="AAB4C0"/>
-        </w:pBdr>
-      </w:pPr>
-    </w:p>
-    <w:p>
-      <w:pPr>
-        <w:spacing w:before="260"/>
-        <w:pBdr>
-          <w:bottom w:val="single" w:sz="4" w:space="1" w:color="AAB4C0"/>
-        </w:pBdr>
-      </w:pPr>
-    </w:p>
-    <w:p>
-      <w:pPr>
-        <w:spacing w:before="260"/>
-        <w:pBdr>
-          <w:bottom w:val="single" w:sz="4" w:space="1" w:color="AAB4C0"/>
-        </w:pBdr>
-      </w:pPr>
-    </w:p>
+    <w:tbl>
+      <w:tblPr>
+        <w:tblStyle w:val="TableGrid"/>
+        <w:tblW w:type="auto" w:w="0"/>
+        <w:tblLook w:firstColumn="1" w:firstRow="1" w:lastColumn="0" w:lastRow="0" w:noHBand="0" w:noVBand="1" w:val="04A0"/>
+      </w:tblPr>
+      <w:tblGrid>
+        <w:gridCol w:w="8640"/>
+      </w:tblGrid>
+      <w:tr>
+        <w:trPr>
+          <w:trHeight w:val="2040" w:hRule="atLeast"/>
+        </w:trPr>
+        <w:tc>
+          <w:tcPr>
+            <w:tcW w:type="dxa" w:w="8640"/>
+          </w:tcPr>
+          <w:p>
+            <w:pPr>
+              <w:spacing w:before="40"/>
+            </w:pPr>
+          </w:p>
+        </w:tc>
+      </w:tr>
+    </w:tbl>
+    <w:p/>
     <w:p>
       <w:r>
         <w:rPr>
@@ -270,30 +242,32 @@
         <w:t>[2]</w:t>
       </w:r>
     </w:p>
-    <w:p>
-      <w:pPr>
-        <w:spacing w:before="260"/>
-        <w:pBdr>
-          <w:bottom w:val="single" w:sz="4" w:space="1" w:color="AAB4C0"/>
-        </w:pBdr>
-      </w:pPr>
-    </w:p>
-    <w:p>
-      <w:pPr>
-        <w:spacing w:before="260"/>
-        <w:pBdr>
-          <w:bottom w:val="single" w:sz="4" w:space="1" w:color="AAB4C0"/>
-        </w:pBdr>
-      </w:pPr>
-    </w:p>
-    <w:p>
-      <w:pPr>
-        <w:spacing w:before="260"/>
-        <w:pBdr>
-          <w:bottom w:val="single" w:sz="4" w:space="1" w:color="AAB4C0"/>
-        </w:pBdr>
-      </w:pPr>
-    </w:p>
+    <w:tbl>
+      <w:tblPr>
+        <w:tblStyle w:val="TableGrid"/>
+        <w:tblW w:type="auto" w:w="0"/>
+        <w:tblLook w:firstColumn="1" w:firstRow="1" w:lastColumn="0" w:lastRow="0" w:noHBand="0" w:noVBand="1" w:val="04A0"/>
+      </w:tblPr>
+      <w:tblGrid>
+        <w:gridCol w:w="8640"/>
+      </w:tblGrid>
+      <w:tr>
+        <w:trPr>
+          <w:trHeight w:val="1020" w:hRule="atLeast"/>
+        </w:trPr>
+        <w:tc>
+          <w:tcPr>
+            <w:tcW w:type="dxa" w:w="8640"/>
+          </w:tcPr>
+          <w:p>
+            <w:pPr>
+              <w:spacing w:before="40"/>
+            </w:pPr>
+          </w:p>
+        </w:tc>
+      </w:tr>
+    </w:tbl>
+    <w:p/>
     <w:p>
       <w:r>
         <w:rPr>
@@ -338,30 +312,32 @@
         <w:t>[2]</w:t>
       </w:r>
     </w:p>
-    <w:p>
-      <w:pPr>
-        <w:spacing w:before="260"/>
-        <w:pBdr>
-          <w:bottom w:val="single" w:sz="4" w:space="1" w:color="AAB4C0"/>
-        </w:pBdr>
-      </w:pPr>
-    </w:p>
-    <w:p>
-      <w:pPr>
-        <w:spacing w:before="260"/>
-        <w:pBdr>
-          <w:bottom w:val="single" w:sz="4" w:space="1" w:color="AAB4C0"/>
-        </w:pBdr>
-      </w:pPr>
-    </w:p>
-    <w:p>
-      <w:pPr>
-        <w:spacing w:before="260"/>
-        <w:pBdr>
-          <w:bottom w:val="single" w:sz="4" w:space="1" w:color="AAB4C0"/>
-        </w:pBdr>
-      </w:pPr>
-    </w:p>
+    <w:tbl>
+      <w:tblPr>
+        <w:tblStyle w:val="TableGrid"/>
+        <w:tblW w:type="auto" w:w="0"/>
+        <w:tblLook w:firstColumn="1" w:firstRow="1" w:lastColumn="0" w:lastRow="0" w:noHBand="0" w:noVBand="1" w:val="04A0"/>
+      </w:tblPr>
+      <w:tblGrid>
+        <w:gridCol w:w="8640"/>
+      </w:tblGrid>
+      <w:tr>
+        <w:trPr>
+          <w:trHeight w:val="1020" w:hRule="atLeast"/>
+        </w:trPr>
+        <w:tc>
+          <w:tcPr>
+            <w:tcW w:type="dxa" w:w="8640"/>
+          </w:tcPr>
+          <w:p>
+            <w:pPr>
+              <w:spacing w:before="40"/>
+            </w:pPr>
+          </w:p>
+        </w:tc>
+      </w:tr>
+    </w:tbl>
+    <w:p/>
     <w:p>
       <w:r>
         <w:rPr>
@@ -392,54 +368,32 @@
         <w:t xml:space="preserve"> </w:t>
       </w:r>
     </w:p>
-    <w:p>
-      <w:pPr>
-        <w:spacing w:before="260"/>
-        <w:pBdr>
-          <w:bottom w:val="single" w:sz="4" w:space="1" w:color="AAB4C0"/>
-        </w:pBdr>
-      </w:pPr>
-    </w:p>
-    <w:p>
-      <w:pPr>
-        <w:spacing w:before="260"/>
-        <w:pBdr>
-          <w:bottom w:val="single" w:sz="4" w:space="1" w:color="AAB4C0"/>
-        </w:pBdr>
-      </w:pPr>
-    </w:p>
-    <w:p>
-      <w:pPr>
-        <w:spacing w:before="260"/>
-        <w:pBdr>
-          <w:bottom w:val="single" w:sz="4" w:space="1" w:color="AAB4C0"/>
-        </w:pBdr>
-      </w:pPr>
-    </w:p>
-    <w:p>
-      <w:pPr>
-        <w:spacing w:before="260"/>
-        <w:pBdr>
-          <w:bottom w:val="single" w:sz="4" w:space="1" w:color="AAB4C0"/>
-        </w:pBdr>
-      </w:pPr>
-    </w:p>
-    <w:p>
-      <w:pPr>
-        <w:spacing w:before="260"/>
-        <w:pBdr>
-          <w:bottom w:val="single" w:sz="4" w:space="1" w:color="AAB4C0"/>
-        </w:pBdr>
-      </w:pPr>
-    </w:p>
-    <w:p>
-      <w:pPr>
-        <w:spacing w:before="260"/>
-        <w:pBdr>
-          <w:bottom w:val="single" w:sz="4" w:space="1" w:color="AAB4C0"/>
-        </w:pBdr>
-      </w:pPr>
-    </w:p>
+    <w:tbl>
+      <w:tblPr>
+        <w:tblStyle w:val="TableGrid"/>
+        <w:tblW w:type="auto" w:w="0"/>
+        <w:tblLook w:firstColumn="1" w:firstRow="1" w:lastColumn="0" w:lastRow="0" w:noHBand="0" w:noVBand="1" w:val="04A0"/>
+      </w:tblPr>
+      <w:tblGrid>
+        <w:gridCol w:w="8640"/>
+      </w:tblGrid>
+      <w:tr>
+        <w:trPr>
+          <w:trHeight w:val="2040" w:hRule="atLeast"/>
+        </w:trPr>
+        <w:tc>
+          <w:tcPr>
+            <w:tcW w:type="dxa" w:w="8640"/>
+          </w:tcPr>
+          <w:p>
+            <w:pPr>
+              <w:spacing w:before="40"/>
+            </w:pPr>
+          </w:p>
+        </w:tc>
+      </w:tr>
+    </w:tbl>
+    <w:p/>
     <w:p>
       <w:r>
         <w:rPr>
@@ -470,30 +424,32 @@
         <w:t>[2]</w:t>
       </w:r>
     </w:p>
-    <w:p>
-      <w:pPr>
-        <w:spacing w:before="260"/>
-        <w:pBdr>
-          <w:bottom w:val="single" w:sz="4" w:space="1" w:color="AAB4C0"/>
-        </w:pBdr>
-      </w:pPr>
-    </w:p>
-    <w:p>
-      <w:pPr>
-        <w:spacing w:before="260"/>
-        <w:pBdr>
-          <w:bottom w:val="single" w:sz="4" w:space="1" w:color="AAB4C0"/>
-        </w:pBdr>
-      </w:pPr>
-    </w:p>
-    <w:p>
-      <w:pPr>
-        <w:spacing w:before="260"/>
-        <w:pBdr>
-          <w:bottom w:val="single" w:sz="4" w:space="1" w:color="AAB4C0"/>
-        </w:pBdr>
-      </w:pPr>
-    </w:p>
+    <w:tbl>
+      <w:tblPr>
+        <w:tblStyle w:val="TableGrid"/>
+        <w:tblW w:type="auto" w:w="0"/>
+        <w:tblLook w:firstColumn="1" w:firstRow="1" w:lastColumn="0" w:lastRow="0" w:noHBand="0" w:noVBand="1" w:val="04A0"/>
+      </w:tblPr>
+      <w:tblGrid>
+        <w:gridCol w:w="8640"/>
+      </w:tblGrid>
+      <w:tr>
+        <w:trPr>
+          <w:trHeight w:val="1020" w:hRule="atLeast"/>
+        </w:trPr>
+        <w:tc>
+          <w:tcPr>
+            <w:tcW w:type="dxa" w:w="8640"/>
+          </w:tcPr>
+          <w:p>
+            <w:pPr>
+              <w:spacing w:before="40"/>
+            </w:pPr>
+          </w:p>
+        </w:tc>
+      </w:tr>
+    </w:tbl>
+    <w:p/>
     <w:p>
       <w:r>
         <w:rPr>
@@ -524,30 +480,32 @@
         <w:t>[2]</w:t>
       </w:r>
     </w:p>
-    <w:p>
-      <w:pPr>
-        <w:spacing w:before="260"/>
-        <w:pBdr>
-          <w:bottom w:val="single" w:sz="4" w:space="1" w:color="AAB4C0"/>
-        </w:pBdr>
-      </w:pPr>
-    </w:p>
-    <w:p>
-      <w:pPr>
-        <w:spacing w:before="260"/>
-        <w:pBdr>
-          <w:bottom w:val="single" w:sz="4" w:space="1" w:color="AAB4C0"/>
-        </w:pBdr>
-      </w:pPr>
-    </w:p>
-    <w:p>
-      <w:pPr>
-        <w:spacing w:before="260"/>
-        <w:pBdr>
-          <w:bottom w:val="single" w:sz="4" w:space="1" w:color="AAB4C0"/>
-        </w:pBdr>
-      </w:pPr>
-    </w:p>
+    <w:tbl>
+      <w:tblPr>
+        <w:tblStyle w:val="TableGrid"/>
+        <w:tblW w:type="auto" w:w="0"/>
+        <w:tblLook w:firstColumn="1" w:firstRow="1" w:lastColumn="0" w:lastRow="0" w:noHBand="0" w:noVBand="1" w:val="04A0"/>
+      </w:tblPr>
+      <w:tblGrid>
+        <w:gridCol w:w="8640"/>
+      </w:tblGrid>
+      <w:tr>
+        <w:trPr>
+          <w:trHeight w:val="1020" w:hRule="atLeast"/>
+        </w:trPr>
+        <w:tc>
+          <w:tcPr>
+            <w:tcW w:type="dxa" w:w="8640"/>
+          </w:tcPr>
+          <w:p>
+            <w:pPr>
+              <w:spacing w:before="40"/>
+            </w:pPr>
+          </w:p>
+        </w:tc>
+      </w:tr>
+    </w:tbl>
+    <w:p/>
     <w:tbl>
       <w:tblPr>
         <w:tblStyle w:val="TableGrid"/>
@@ -845,38 +803,32 @@
         <w:t>.</w:t>
       </w:r>
     </w:p>
-    <w:p>
-      <w:pPr>
-        <w:spacing w:before="260"/>
-        <w:pBdr>
-          <w:bottom w:val="single" w:sz="4" w:space="1" w:color="AAB4C0"/>
-        </w:pBdr>
-      </w:pPr>
-    </w:p>
-    <w:p>
-      <w:pPr>
-        <w:spacing w:before="260"/>
-        <w:pBdr>
-          <w:bottom w:val="single" w:sz="4" w:space="1" w:color="AAB4C0"/>
-        </w:pBdr>
-      </w:pPr>
-    </w:p>
-    <w:p>
-      <w:pPr>
-        <w:spacing w:before="260"/>
-        <w:pBdr>
-          <w:bottom w:val="single" w:sz="4" w:space="1" w:color="AAB4C0"/>
-        </w:pBdr>
-      </w:pPr>
-    </w:p>
-    <w:p>
-      <w:pPr>
-        <w:spacing w:before="260"/>
-        <w:pBdr>
-          <w:bottom w:val="single" w:sz="4" w:space="1" w:color="AAB4C0"/>
-        </w:pBdr>
-      </w:pPr>
-    </w:p>
+    <w:tbl>
+      <w:tblPr>
+        <w:tblStyle w:val="TableGrid"/>
+        <w:tblW w:type="auto" w:w="0"/>
+        <w:tblLook w:firstColumn="1" w:firstRow="1" w:lastColumn="0" w:lastRow="0" w:noHBand="0" w:noVBand="1" w:val="04A0"/>
+      </w:tblPr>
+      <w:tblGrid>
+        <w:gridCol w:w="8640"/>
+      </w:tblGrid>
+      <w:tr>
+        <w:trPr>
+          <w:trHeight w:val="1360" w:hRule="atLeast"/>
+        </w:trPr>
+        <w:tc>
+          <w:tcPr>
+            <w:tcW w:type="dxa" w:w="8640"/>
+          </w:tcPr>
+          <w:p>
+            <w:pPr>
+              <w:spacing w:before="40"/>
+            </w:pPr>
+          </w:p>
+        </w:tc>
+      </w:tr>
+    </w:tbl>
+    <w:p/>
     <w:p>
       <w:r>
         <w:rPr>
@@ -907,22 +859,32 @@
         <w:t>[1]</w:t>
       </w:r>
     </w:p>
-    <w:p>
-      <w:pPr>
-        <w:spacing w:before="260"/>
-        <w:pBdr>
-          <w:bottom w:val="single" w:sz="4" w:space="1" w:color="AAB4C0"/>
-        </w:pBdr>
-      </w:pPr>
-    </w:p>
-    <w:p>
-      <w:pPr>
-        <w:spacing w:before="260"/>
-        <w:pBdr>
-          <w:bottom w:val="single" w:sz="4" w:space="1" w:color="AAB4C0"/>
-        </w:pBdr>
-      </w:pPr>
-    </w:p>
+    <w:tbl>
+      <w:tblPr>
+        <w:tblStyle w:val="TableGrid"/>
+        <w:tblW w:type="auto" w:w="0"/>
+        <w:tblLook w:firstColumn="1" w:firstRow="1" w:lastColumn="0" w:lastRow="0" w:noHBand="0" w:noVBand="1" w:val="04A0"/>
+      </w:tblPr>
+      <w:tblGrid>
+        <w:gridCol w:w="8640"/>
+      </w:tblGrid>
+      <w:tr>
+        <w:trPr>
+          <w:trHeight w:val="680" w:hRule="atLeast"/>
+        </w:trPr>
+        <w:tc>
+          <w:tcPr>
+            <w:tcW w:type="dxa" w:w="8640"/>
+          </w:tcPr>
+          <w:p>
+            <w:pPr>
+              <w:spacing w:before="40"/>
+            </w:pPr>
+          </w:p>
+        </w:tc>
+      </w:tr>
+    </w:tbl>
+    <w:p/>
     <w:p>
       <w:r>
         <w:rPr>
@@ -953,30 +915,32 @@
         <w:t>[2]</w:t>
       </w:r>
     </w:p>
-    <w:p>
-      <w:pPr>
-        <w:spacing w:before="260"/>
-        <w:pBdr>
-          <w:bottom w:val="single" w:sz="4" w:space="1" w:color="AAB4C0"/>
-        </w:pBdr>
-      </w:pPr>
-    </w:p>
-    <w:p>
-      <w:pPr>
-        <w:spacing w:before="260"/>
-        <w:pBdr>
-          <w:bottom w:val="single" w:sz="4" w:space="1" w:color="AAB4C0"/>
-        </w:pBdr>
-      </w:pPr>
-    </w:p>
-    <w:p>
-      <w:pPr>
-        <w:spacing w:before="260"/>
-        <w:pBdr>
-          <w:bottom w:val="single" w:sz="4" w:space="1" w:color="AAB4C0"/>
-        </w:pBdr>
-      </w:pPr>
-    </w:p>
+    <w:tbl>
+      <w:tblPr>
+        <w:tblStyle w:val="TableGrid"/>
+        <w:tblW w:type="auto" w:w="0"/>
+        <w:tblLook w:firstColumn="1" w:firstRow="1" w:lastColumn="0" w:lastRow="0" w:noHBand="0" w:noVBand="1" w:val="04A0"/>
+      </w:tblPr>
+      <w:tblGrid>
+        <w:gridCol w:w="8640"/>
+      </w:tblGrid>
+      <w:tr>
+        <w:trPr>
+          <w:trHeight w:val="1020" w:hRule="atLeast"/>
+        </w:trPr>
+        <w:tc>
+          <w:tcPr>
+            <w:tcW w:type="dxa" w:w="8640"/>
+          </w:tcPr>
+          <w:p>
+            <w:pPr>
+              <w:spacing w:before="40"/>
+            </w:pPr>
+          </w:p>
+        </w:tc>
+      </w:tr>
+    </w:tbl>
+    <w:p/>
     <w:p>
       <w:r>
         <w:rPr>
@@ -1000,54 +964,32 @@
         <w:t>(2.2 — Programming paradigms)</w:t>
       </w:r>
     </w:p>
-    <w:p>
-      <w:pPr>
-        <w:spacing w:before="260"/>
-        <w:pBdr>
-          <w:bottom w:val="single" w:sz="4" w:space="1" w:color="AAB4C0"/>
-        </w:pBdr>
-      </w:pPr>
-    </w:p>
-    <w:p>
-      <w:pPr>
-        <w:spacing w:before="260"/>
-        <w:pBdr>
-          <w:bottom w:val="single" w:sz="4" w:space="1" w:color="AAB4C0"/>
-        </w:pBdr>
-      </w:pPr>
-    </w:p>
-    <w:p>
-      <w:pPr>
-        <w:spacing w:before="260"/>
-        <w:pBdr>
-          <w:bottom w:val="single" w:sz="4" w:space="1" w:color="AAB4C0"/>
-        </w:pBdr>
-      </w:pPr>
-    </w:p>
-    <w:p>
-      <w:pPr>
-        <w:spacing w:before="260"/>
-        <w:pBdr>
-          <w:bottom w:val="single" w:sz="4" w:space="1" w:color="AAB4C0"/>
-        </w:pBdr>
-      </w:pPr>
-    </w:p>
-    <w:p>
-      <w:pPr>
-        <w:spacing w:before="260"/>
-        <w:pBdr>
-          <w:bottom w:val="single" w:sz="4" w:space="1" w:color="AAB4C0"/>
-        </w:pBdr>
-      </w:pPr>
-    </w:p>
-    <w:p>
-      <w:pPr>
-        <w:spacing w:before="260"/>
-        <w:pBdr>
-          <w:bottom w:val="single" w:sz="4" w:space="1" w:color="AAB4C0"/>
-        </w:pBdr>
-      </w:pPr>
-    </w:p>
+    <w:tbl>
+      <w:tblPr>
+        <w:tblStyle w:val="TableGrid"/>
+        <w:tblW w:type="auto" w:w="0"/>
+        <w:tblLook w:firstColumn="1" w:firstRow="1" w:lastColumn="0" w:lastRow="0" w:noHBand="0" w:noVBand="1" w:val="04A0"/>
+      </w:tblPr>
+      <w:tblGrid>
+        <w:gridCol w:w="8640"/>
+      </w:tblGrid>
+      <w:tr>
+        <w:trPr>
+          <w:trHeight w:val="2040" w:hRule="atLeast"/>
+        </w:trPr>
+        <w:tc>
+          <w:tcPr>
+            <w:tcW w:type="dxa" w:w="8640"/>
+          </w:tcPr>
+          <w:p>
+            <w:pPr>
+              <w:spacing w:before="40"/>
+            </w:pPr>
+          </w:p>
+        </w:tc>
+      </w:tr>
+    </w:tbl>
+    <w:p/>
     <w:p>
       <w:r>
         <w:rPr>
@@ -1106,22 +1048,32 @@
         <w:t>[1]</w:t>
       </w:r>
     </w:p>
-    <w:p>
-      <w:pPr>
-        <w:spacing w:before="260"/>
-        <w:pBdr>
-          <w:bottom w:val="single" w:sz="4" w:space="1" w:color="AAB4C0"/>
-        </w:pBdr>
-      </w:pPr>
-    </w:p>
-    <w:p>
-      <w:pPr>
-        <w:spacing w:before="260"/>
-        <w:pBdr>
-          <w:bottom w:val="single" w:sz="4" w:space="1" w:color="AAB4C0"/>
-        </w:pBdr>
-      </w:pPr>
-    </w:p>
+    <w:tbl>
+      <w:tblPr>
+        <w:tblStyle w:val="TableGrid"/>
+        <w:tblW w:type="auto" w:w="0"/>
+        <w:tblLook w:firstColumn="1" w:firstRow="1" w:lastColumn="0" w:lastRow="0" w:noHBand="0" w:noVBand="1" w:val="04A0"/>
+      </w:tblPr>
+      <w:tblGrid>
+        <w:gridCol w:w="8640"/>
+      </w:tblGrid>
+      <w:tr>
+        <w:trPr>
+          <w:trHeight w:val="680" w:hRule="atLeast"/>
+        </w:trPr>
+        <w:tc>
+          <w:tcPr>
+            <w:tcW w:type="dxa" w:w="8640"/>
+          </w:tcPr>
+          <w:p>
+            <w:pPr>
+              <w:spacing w:before="40"/>
+            </w:pPr>
+          </w:p>
+        </w:tc>
+      </w:tr>
+    </w:tbl>
+    <w:p/>
     <w:p>
       <w:r>
         <w:rPr>
@@ -1166,30 +1118,32 @@
         <w:t>[2]</w:t>
       </w:r>
     </w:p>
-    <w:p>
-      <w:pPr>
-        <w:spacing w:before="260"/>
-        <w:pBdr>
-          <w:bottom w:val="single" w:sz="4" w:space="1" w:color="AAB4C0"/>
-        </w:pBdr>
-      </w:pPr>
-    </w:p>
-    <w:p>
-      <w:pPr>
-        <w:spacing w:before="260"/>
-        <w:pBdr>
-          <w:bottom w:val="single" w:sz="4" w:space="1" w:color="AAB4C0"/>
-        </w:pBdr>
-      </w:pPr>
-    </w:p>
-    <w:p>
-      <w:pPr>
-        <w:spacing w:before="260"/>
-        <w:pBdr>
-          <w:bottom w:val="single" w:sz="4" w:space="1" w:color="AAB4C0"/>
-        </w:pBdr>
-      </w:pPr>
-    </w:p>
+    <w:tbl>
+      <w:tblPr>
+        <w:tblStyle w:val="TableGrid"/>
+        <w:tblW w:type="auto" w:w="0"/>
+        <w:tblLook w:firstColumn="1" w:firstRow="1" w:lastColumn="0" w:lastRow="0" w:noHBand="0" w:noVBand="1" w:val="04A0"/>
+      </w:tblPr>
+      <w:tblGrid>
+        <w:gridCol w:w="8640"/>
+      </w:tblGrid>
+      <w:tr>
+        <w:trPr>
+          <w:trHeight w:val="1020" w:hRule="atLeast"/>
+        </w:trPr>
+        <w:tc>
+          <w:tcPr>
+            <w:tcW w:type="dxa" w:w="8640"/>
+          </w:tcPr>
+          <w:p>
+            <w:pPr>
+              <w:spacing w:before="40"/>
+            </w:pPr>
+          </w:p>
+        </w:tc>
+      </w:tr>
+    </w:tbl>
+    <w:p/>
     <w:p>
       <w:r>
         <w:rPr>
@@ -1220,22 +1174,32 @@
         <w:t>[1]</w:t>
       </w:r>
     </w:p>
-    <w:p>
-      <w:pPr>
-        <w:spacing w:before="260"/>
-        <w:pBdr>
-          <w:bottom w:val="single" w:sz="4" w:space="1" w:color="AAB4C0"/>
-        </w:pBdr>
-      </w:pPr>
-    </w:p>
-    <w:p>
-      <w:pPr>
-        <w:spacing w:before="260"/>
-        <w:pBdr>
-          <w:bottom w:val="single" w:sz="4" w:space="1" w:color="AAB4C0"/>
-        </w:pBdr>
-      </w:pPr>
-    </w:p>
+    <w:tbl>
+      <w:tblPr>
+        <w:tblStyle w:val="TableGrid"/>
+        <w:tblW w:type="auto" w:w="0"/>
+        <w:tblLook w:firstColumn="1" w:firstRow="1" w:lastColumn="0" w:lastRow="0" w:noHBand="0" w:noVBand="1" w:val="04A0"/>
+      </w:tblPr>
+      <w:tblGrid>
+        <w:gridCol w:w="8640"/>
+      </w:tblGrid>
+      <w:tr>
+        <w:trPr>
+          <w:trHeight w:val="680" w:hRule="atLeast"/>
+        </w:trPr>
+        <w:tc>
+          <w:tcPr>
+            <w:tcW w:type="dxa" w:w="8640"/>
+          </w:tcPr>
+          <w:p>
+            <w:pPr>
+              <w:spacing w:before="40"/>
+            </w:pPr>
+          </w:p>
+        </w:tc>
+      </w:tr>
+    </w:tbl>
+    <w:p/>
     <w:p>
       <w:r>
         <w:rPr>
@@ -1324,54 +1288,32 @@
         <w:t xml:space="preserve"> time complexity of merge sort.</w:t>
       </w:r>
     </w:p>
-    <w:p>
-      <w:pPr>
-        <w:spacing w:before="260"/>
-        <w:pBdr>
-          <w:bottom w:val="single" w:sz="4" w:space="1" w:color="AAB4C0"/>
-        </w:pBdr>
-      </w:pPr>
-    </w:p>
-    <w:p>
-      <w:pPr>
-        <w:spacing w:before="260"/>
-        <w:pBdr>
-          <w:bottom w:val="single" w:sz="4" w:space="1" w:color="AAB4C0"/>
-        </w:pBdr>
-      </w:pPr>
-    </w:p>
-    <w:p>
-      <w:pPr>
-        <w:spacing w:before="260"/>
-        <w:pBdr>
-          <w:bottom w:val="single" w:sz="4" w:space="1" w:color="AAB4C0"/>
-        </w:pBdr>
-      </w:pPr>
-    </w:p>
-    <w:p>
-      <w:pPr>
-        <w:spacing w:before="260"/>
-        <w:pBdr>
-          <w:bottom w:val="single" w:sz="4" w:space="1" w:color="AAB4C0"/>
-        </w:pBdr>
-      </w:pPr>
-    </w:p>
-    <w:p>
-      <w:pPr>
-        <w:spacing w:before="260"/>
-        <w:pBdr>
-          <w:bottom w:val="single" w:sz="4" w:space="1" w:color="AAB4C0"/>
-        </w:pBdr>
-      </w:pPr>
-    </w:p>
-    <w:p>
-      <w:pPr>
-        <w:spacing w:before="260"/>
-        <w:pBdr>
-          <w:bottom w:val="single" w:sz="4" w:space="1" w:color="AAB4C0"/>
-        </w:pBdr>
-      </w:pPr>
-    </w:p>
+    <w:tbl>
+      <w:tblPr>
+        <w:tblStyle w:val="TableGrid"/>
+        <w:tblW w:type="auto" w:w="0"/>
+        <w:tblLook w:firstColumn="1" w:firstRow="1" w:lastColumn="0" w:lastRow="0" w:noHBand="0" w:noVBand="1" w:val="04A0"/>
+      </w:tblPr>
+      <w:tblGrid>
+        <w:gridCol w:w="8640"/>
+      </w:tblGrid>
+      <w:tr>
+        <w:trPr>
+          <w:trHeight w:val="2040" w:hRule="atLeast"/>
+        </w:trPr>
+        <w:tc>
+          <w:tcPr>
+            <w:tcW w:type="dxa" w:w="8640"/>
+          </w:tcPr>
+          <w:p>
+            <w:pPr>
+              <w:spacing w:before="40"/>
+            </w:pPr>
+          </w:p>
+        </w:tc>
+      </w:tr>
+    </w:tbl>
+    <w:p/>
     <w:p>
       <w:r>
         <w:rPr>
@@ -1402,54 +1344,32 @@
         <w:t xml:space="preserve"> </w:t>
       </w:r>
     </w:p>
-    <w:p>
-      <w:pPr>
-        <w:spacing w:before="260"/>
-        <w:pBdr>
-          <w:bottom w:val="single" w:sz="4" w:space="1" w:color="AAB4C0"/>
-        </w:pBdr>
-      </w:pPr>
-    </w:p>
-    <w:p>
-      <w:pPr>
-        <w:spacing w:before="260"/>
-        <w:pBdr>
-          <w:bottom w:val="single" w:sz="4" w:space="1" w:color="AAB4C0"/>
-        </w:pBdr>
-      </w:pPr>
-    </w:p>
-    <w:p>
-      <w:pPr>
-        <w:spacing w:before="260"/>
-        <w:pBdr>
-          <w:bottom w:val="single" w:sz="4" w:space="1" w:color="AAB4C0"/>
-        </w:pBdr>
-      </w:pPr>
-    </w:p>
-    <w:p>
-      <w:pPr>
-        <w:spacing w:before="260"/>
-        <w:pBdr>
-          <w:bottom w:val="single" w:sz="4" w:space="1" w:color="AAB4C0"/>
-        </w:pBdr>
-      </w:pPr>
-    </w:p>
-    <w:p>
-      <w:pPr>
-        <w:spacing w:before="260"/>
-        <w:pBdr>
-          <w:bottom w:val="single" w:sz="4" w:space="1" w:color="AAB4C0"/>
-        </w:pBdr>
-      </w:pPr>
-    </w:p>
-    <w:p>
-      <w:pPr>
-        <w:spacing w:before="260"/>
-        <w:pBdr>
-          <w:bottom w:val="single" w:sz="4" w:space="1" w:color="AAB4C0"/>
-        </w:pBdr>
-      </w:pPr>
-    </w:p>
+    <w:tbl>
+      <w:tblPr>
+        <w:tblStyle w:val="TableGrid"/>
+        <w:tblW w:type="auto" w:w="0"/>
+        <w:tblLook w:firstColumn="1" w:firstRow="1" w:lastColumn="0" w:lastRow="0" w:noHBand="0" w:noVBand="1" w:val="04A0"/>
+      </w:tblPr>
+      <w:tblGrid>
+        <w:gridCol w:w="8640"/>
+      </w:tblGrid>
+      <w:tr>
+        <w:trPr>
+          <w:trHeight w:val="2040" w:hRule="atLeast"/>
+        </w:trPr>
+        <w:tc>
+          <w:tcPr>
+            <w:tcW w:type="dxa" w:w="8640"/>
+          </w:tcPr>
+          <w:p>
+            <w:pPr>
+              <w:spacing w:before="40"/>
+            </w:pPr>
+          </w:p>
+        </w:tc>
+      </w:tr>
+    </w:tbl>
+    <w:p/>
     <w:p>
       <w:r>
         <w:rPr>
@@ -1466,38 +1386,32 @@
         <w:t>[3]</w:t>
       </w:r>
     </w:p>
-    <w:p>
-      <w:pPr>
-        <w:spacing w:before="260"/>
-        <w:pBdr>
-          <w:bottom w:val="single" w:sz="4" w:space="1" w:color="AAB4C0"/>
-        </w:pBdr>
-      </w:pPr>
-    </w:p>
-    <w:p>
-      <w:pPr>
-        <w:spacing w:before="260"/>
-        <w:pBdr>
-          <w:bottom w:val="single" w:sz="4" w:space="1" w:color="AAB4C0"/>
-        </w:pBdr>
-      </w:pPr>
-    </w:p>
-    <w:p>
-      <w:pPr>
-        <w:spacing w:before="260"/>
-        <w:pBdr>
-          <w:bottom w:val="single" w:sz="4" w:space="1" w:color="AAB4C0"/>
-        </w:pBdr>
-      </w:pPr>
-    </w:p>
-    <w:p>
-      <w:pPr>
-        <w:spacing w:before="260"/>
-        <w:pBdr>
-          <w:bottom w:val="single" w:sz="4" w:space="1" w:color="AAB4C0"/>
-        </w:pBdr>
-      </w:pPr>
-    </w:p>
+    <w:tbl>
+      <w:tblPr>
+        <w:tblStyle w:val="TableGrid"/>
+        <w:tblW w:type="auto" w:w="0"/>
+        <w:tblLook w:firstColumn="1" w:firstRow="1" w:lastColumn="0" w:lastRow="0" w:noHBand="0" w:noVBand="1" w:val="04A0"/>
+      </w:tblPr>
+      <w:tblGrid>
+        <w:gridCol w:w="8640"/>
+      </w:tblGrid>
+      <w:tr>
+        <w:trPr>
+          <w:trHeight w:val="1360" w:hRule="atLeast"/>
+        </w:trPr>
+        <w:tc>
+          <w:tcPr>
+            <w:tcW w:type="dxa" w:w="8640"/>
+          </w:tcPr>
+          <w:p>
+            <w:pPr>
+              <w:spacing w:before="40"/>
+            </w:pPr>
+          </w:p>
+        </w:tc>
+      </w:tr>
+    </w:tbl>
+    <w:p/>
     <w:p>
       <w:r>
         <w:rPr>
@@ -1546,22 +1460,32 @@
         <w:t>[1]</w:t>
       </w:r>
     </w:p>
-    <w:p>
-      <w:pPr>
-        <w:spacing w:before="260"/>
-        <w:pBdr>
-          <w:bottom w:val="single" w:sz="4" w:space="1" w:color="AAB4C0"/>
-        </w:pBdr>
-      </w:pPr>
-    </w:p>
-    <w:p>
-      <w:pPr>
-        <w:spacing w:before="260"/>
-        <w:pBdr>
-          <w:bottom w:val="single" w:sz="4" w:space="1" w:color="AAB4C0"/>
-        </w:pBdr>
-      </w:pPr>
-    </w:p>
+    <w:tbl>
+      <w:tblPr>
+        <w:tblStyle w:val="TableGrid"/>
+        <w:tblW w:type="auto" w:w="0"/>
+        <w:tblLook w:firstColumn="1" w:firstRow="1" w:lastColumn="0" w:lastRow="0" w:noHBand="0" w:noVBand="1" w:val="04A0"/>
+      </w:tblPr>
+      <w:tblGrid>
+        <w:gridCol w:w="8640"/>
+      </w:tblGrid>
+      <w:tr>
+        <w:trPr>
+          <w:trHeight w:val="680" w:hRule="atLeast"/>
+        </w:trPr>
+        <w:tc>
+          <w:tcPr>
+            <w:tcW w:type="dxa" w:w="8640"/>
+          </w:tcPr>
+          <w:p>
+            <w:pPr>
+              <w:spacing w:before="40"/>
+            </w:pPr>
+          </w:p>
+        </w:tc>
+      </w:tr>
+    </w:tbl>
+    <w:p/>
     <w:p>
       <w:r>
         <w:rPr>
@@ -1636,54 +1560,32 @@
         <w:t xml:space="preserve"> would be compared against existing nodes if inserted.</w:t>
       </w:r>
     </w:p>
-    <w:p>
-      <w:pPr>
-        <w:spacing w:before="260"/>
-        <w:pBdr>
-          <w:bottom w:val="single" w:sz="4" w:space="1" w:color="AAB4C0"/>
-        </w:pBdr>
-      </w:pPr>
-    </w:p>
-    <w:p>
-      <w:pPr>
-        <w:spacing w:before="260"/>
-        <w:pBdr>
-          <w:bottom w:val="single" w:sz="4" w:space="1" w:color="AAB4C0"/>
-        </w:pBdr>
-      </w:pPr>
-    </w:p>
-    <w:p>
-      <w:pPr>
-        <w:spacing w:before="260"/>
-        <w:pBdr>
-          <w:bottom w:val="single" w:sz="4" w:space="1" w:color="AAB4C0"/>
-        </w:pBdr>
-      </w:pPr>
-    </w:p>
-    <w:p>
-      <w:pPr>
-        <w:spacing w:before="260"/>
-        <w:pBdr>
-          <w:bottom w:val="single" w:sz="4" w:space="1" w:color="AAB4C0"/>
-        </w:pBdr>
-      </w:pPr>
-    </w:p>
-    <w:p>
-      <w:pPr>
-        <w:spacing w:before="260"/>
-        <w:pBdr>
-          <w:bottom w:val="single" w:sz="4" w:space="1" w:color="AAB4C0"/>
-        </w:pBdr>
-      </w:pPr>
-    </w:p>
-    <w:p>
-      <w:pPr>
-        <w:spacing w:before="260"/>
-        <w:pBdr>
-          <w:bottom w:val="single" w:sz="4" w:space="1" w:color="AAB4C0"/>
-        </w:pBdr>
-      </w:pPr>
-    </w:p>
+    <w:tbl>
+      <w:tblPr>
+        <w:tblStyle w:val="TableGrid"/>
+        <w:tblW w:type="auto" w:w="0"/>
+        <w:tblLook w:firstColumn="1" w:firstRow="1" w:lastColumn="0" w:lastRow="0" w:noHBand="0" w:noVBand="1" w:val="04A0"/>
+      </w:tblPr>
+      <w:tblGrid>
+        <w:gridCol w:w="8640"/>
+      </w:tblGrid>
+      <w:tr>
+        <w:trPr>
+          <w:trHeight w:val="2040" w:hRule="atLeast"/>
+        </w:trPr>
+        <w:tc>
+          <w:tcPr>
+            <w:tcW w:type="dxa" w:w="8640"/>
+          </w:tcPr>
+          <w:p>
+            <w:pPr>
+              <w:spacing w:before="40"/>
+            </w:pPr>
+          </w:p>
+        </w:tc>
+      </w:tr>
+    </w:tbl>
+    <w:p/>
     <w:p>
       <w:pPr>
         <w:shd w:fill="F2F2F2"/>
@@ -1734,62 +1636,32 @@
         <w:t xml:space="preserve"> A music-streaming service must let users search a library of millions of songs by title and play results quickly.</w:t>
       </w:r>
     </w:p>
-    <w:p>
-      <w:pPr>
-        <w:spacing w:before="260"/>
-        <w:pBdr>
-          <w:bottom w:val="single" w:sz="4" w:space="1" w:color="AAB4C0"/>
-        </w:pBdr>
-      </w:pPr>
-    </w:p>
-    <w:p>
-      <w:pPr>
-        <w:spacing w:before="260"/>
-        <w:pBdr>
-          <w:bottom w:val="single" w:sz="4" w:space="1" w:color="AAB4C0"/>
-        </w:pBdr>
-      </w:pPr>
-    </w:p>
-    <w:p>
-      <w:pPr>
-        <w:spacing w:before="260"/>
-        <w:pBdr>
-          <w:bottom w:val="single" w:sz="4" w:space="1" w:color="AAB4C0"/>
-        </w:pBdr>
-      </w:pPr>
-    </w:p>
-    <w:p>
-      <w:pPr>
-        <w:spacing w:before="260"/>
-        <w:pBdr>
-          <w:bottom w:val="single" w:sz="4" w:space="1" w:color="AAB4C0"/>
-        </w:pBdr>
-      </w:pPr>
-    </w:p>
-    <w:p>
-      <w:pPr>
-        <w:spacing w:before="260"/>
-        <w:pBdr>
-          <w:bottom w:val="single" w:sz="4" w:space="1" w:color="AAB4C0"/>
-        </w:pBdr>
-      </w:pPr>
-    </w:p>
-    <w:p>
-      <w:pPr>
-        <w:spacing w:before="260"/>
-        <w:pBdr>
-          <w:bottom w:val="single" w:sz="4" w:space="1" w:color="AAB4C0"/>
-        </w:pBdr>
-      </w:pPr>
-    </w:p>
-    <w:p>
-      <w:pPr>
-        <w:spacing w:before="260"/>
-        <w:pBdr>
-          <w:bottom w:val="single" w:sz="4" w:space="1" w:color="AAB4C0"/>
-        </w:pBdr>
-      </w:pPr>
-    </w:p>
+    <w:tbl>
+      <w:tblPr>
+        <w:tblStyle w:val="TableGrid"/>
+        <w:tblW w:type="auto" w:w="0"/>
+        <w:tblLook w:firstColumn="1" w:firstRow="1" w:lastColumn="0" w:lastRow="0" w:noHBand="0" w:noVBand="1" w:val="04A0"/>
+      </w:tblPr>
+      <w:tblGrid>
+        <w:gridCol w:w="8640"/>
+      </w:tblGrid>
+      <w:tr>
+        <w:trPr>
+          <w:trHeight w:val="2380" w:hRule="atLeast"/>
+        </w:trPr>
+        <w:tc>
+          <w:tcPr>
+            <w:tcW w:type="dxa" w:w="8640"/>
+          </w:tcPr>
+          <w:p>
+            <w:pPr>
+              <w:spacing w:before="40"/>
+            </w:pPr>
+          </w:p>
+        </w:tc>
+      </w:tr>
+    </w:tbl>
+    <w:p/>
     <w:p>
       <w:r>
         <w:rPr>
@@ -1862,62 +1734,32 @@
         <w:t>[5]</w:t>
       </w:r>
     </w:p>
-    <w:p>
-      <w:pPr>
-        <w:spacing w:before="260"/>
-        <w:pBdr>
-          <w:bottom w:val="single" w:sz="4" w:space="1" w:color="AAB4C0"/>
-        </w:pBdr>
-      </w:pPr>
-    </w:p>
-    <w:p>
-      <w:pPr>
-        <w:spacing w:before="260"/>
-        <w:pBdr>
-          <w:bottom w:val="single" w:sz="4" w:space="1" w:color="AAB4C0"/>
-        </w:pBdr>
-      </w:pPr>
-    </w:p>
-    <w:p>
-      <w:pPr>
-        <w:spacing w:before="260"/>
-        <w:pBdr>
-          <w:bottom w:val="single" w:sz="4" w:space="1" w:color="AAB4C0"/>
-        </w:pBdr>
-      </w:pPr>
-    </w:p>
-    <w:p>
-      <w:pPr>
-        <w:spacing w:before="260"/>
-        <w:pBdr>
-          <w:bottom w:val="single" w:sz="4" w:space="1" w:color="AAB4C0"/>
-        </w:pBdr>
-      </w:pPr>
-    </w:p>
-    <w:p>
-      <w:pPr>
-        <w:spacing w:before="260"/>
-        <w:pBdr>
-          <w:bottom w:val="single" w:sz="4" w:space="1" w:color="AAB4C0"/>
-        </w:pBdr>
-      </w:pPr>
-    </w:p>
-    <w:p>
-      <w:pPr>
-        <w:spacing w:before="260"/>
-        <w:pBdr>
-          <w:bottom w:val="single" w:sz="4" w:space="1" w:color="AAB4C0"/>
-        </w:pBdr>
-      </w:pPr>
-    </w:p>
-    <w:p>
-      <w:pPr>
-        <w:spacing w:before="260"/>
-        <w:pBdr>
-          <w:bottom w:val="single" w:sz="4" w:space="1" w:color="AAB4C0"/>
-        </w:pBdr>
-      </w:pPr>
-    </w:p>
+    <w:tbl>
+      <w:tblPr>
+        <w:tblStyle w:val="TableGrid"/>
+        <w:tblW w:type="auto" w:w="0"/>
+        <w:tblLook w:firstColumn="1" w:firstRow="1" w:lastColumn="0" w:lastRow="0" w:noHBand="0" w:noVBand="1" w:val="04A0"/>
+      </w:tblPr>
+      <w:tblGrid>
+        <w:gridCol w:w="8640"/>
+      </w:tblGrid>
+      <w:tr>
+        <w:trPr>
+          <w:trHeight w:val="2380" w:hRule="atLeast"/>
+        </w:trPr>
+        <w:tc>
+          <w:tcPr>
+            <w:tcW w:type="dxa" w:w="8640"/>
+          </w:tcPr>
+          <w:p>
+            <w:pPr>
+              <w:spacing w:before="40"/>
+            </w:pPr>
+          </w:p>
+        </w:tc>
+      </w:tr>
+    </w:tbl>
+    <w:p/>
     <w:p>
       <w:pPr>
         <w:pBdr>
